--- a/Week 4_PM/Pre-Session Prep/COM7411 ONLINE - Pre-Session Card - Week 4 PM.docx
+++ b/Week 4_PM/Pre-Session Prep/COM7411 ONLINE - Pre-Session Card - Week 4 PM.docx
@@ -653,11 +653,6 @@
         <w:t>You receive your oral-defence check in today's session, or on Moodle if you cannot attend. Monday is the oral defence workshop.</w:t>
       </w:r>
     </w:p>
-    <w:p>
-      <w:r>
-        <w:t>The image QUAL.png is a computer-generated picture with garbled labels. Do not use it to learn the coding cycle: use the session and the readings.</w:t>
-      </w:r>
-    </w:p>
     <w:sectPr>
       <w:headerReference w:type="default" r:id="rId9"/>
       <w:footerReference w:type="default" r:id="rId10"/>
